--- a/docs/package/04_Onboarding_and_Go_Live/BrokerVerse_Security_Due_Diligence_Questionnaire.docx
+++ b/docs/package/04_Onboarding_and_Go_Live/BrokerVerse_Security_Due_Diligence_Questionnaire.docx
@@ -789,7 +789,7 @@
             </w:rPr>
             <w:fldChar w:fldCharType="separate"/>
           </w:r>
-          <w:hyperlink w:anchor="__RefHeading___Toc79929_4049217194">
+          <w:hyperlink w:anchor="__RefHeading___Toc79929_3199679052">
             <w:r>
               <w:rPr>
                 <w:webHidden/>
@@ -824,7 +824,7 @@
             </w:tabs>
             <w:rPr/>
           </w:pPr>
-          <w:hyperlink w:anchor="__RefHeading___Toc79931_4049217194">
+          <w:hyperlink w:anchor="__RefHeading___Toc79931_3199679052">
             <w:r>
               <w:rPr>
                 <w:webHidden/>
@@ -853,7 +853,7 @@
             </w:tabs>
             <w:rPr/>
           </w:pPr>
-          <w:hyperlink w:anchor="__RefHeading___Toc79933_4049217194">
+          <w:hyperlink w:anchor="__RefHeading___Toc79933_3199679052">
             <w:r>
               <w:rPr>
                 <w:webHidden/>
@@ -875,7 +875,7 @@
             </w:tabs>
             <w:rPr/>
           </w:pPr>
-          <w:hyperlink w:anchor="__RefHeading___Toc79935_4049217194">
+          <w:hyperlink w:anchor="__RefHeading___Toc79935_3199679052">
             <w:r>
               <w:rPr>
                 <w:webHidden/>
@@ -897,7 +897,7 @@
             </w:tabs>
             <w:rPr/>
           </w:pPr>
-          <w:hyperlink w:anchor="__RefHeading___Toc79937_4049217194">
+          <w:hyperlink w:anchor="__RefHeading___Toc79937_3199679052">
             <w:r>
               <w:rPr>
                 <w:webHidden/>
@@ -919,7 +919,7 @@
             </w:tabs>
             <w:rPr/>
           </w:pPr>
-          <w:hyperlink w:anchor="__RefHeading___Toc79939_4049217194">
+          <w:hyperlink w:anchor="__RefHeading___Toc79939_3199679052">
             <w:r>
               <w:rPr>
                 <w:webHidden/>
@@ -941,7 +941,7 @@
             </w:tabs>
             <w:rPr/>
           </w:pPr>
-          <w:hyperlink w:anchor="__RefHeading___Toc79941_4049217194">
+          <w:hyperlink w:anchor="__RefHeading___Toc79941_3199679052">
             <w:r>
               <w:rPr>
                 <w:webHidden/>
@@ -963,7 +963,7 @@
             </w:tabs>
             <w:rPr/>
           </w:pPr>
-          <w:hyperlink w:anchor="__RefHeading___Toc79943_4049217194">
+          <w:hyperlink w:anchor="__RefHeading___Toc79943_3199679052">
             <w:r>
               <w:rPr>
                 <w:webHidden/>
@@ -985,7 +985,7 @@
             </w:tabs>
             <w:rPr/>
           </w:pPr>
-          <w:hyperlink w:anchor="__RefHeading___Toc79945_4049217194">
+          <w:hyperlink w:anchor="__RefHeading___Toc79945_3199679052">
             <w:r>
               <w:rPr>
                 <w:webHidden/>
@@ -1007,7 +1007,7 @@
             </w:tabs>
             <w:rPr/>
           </w:pPr>
-          <w:hyperlink w:anchor="__RefHeading___Toc79947_4049217194">
+          <w:hyperlink w:anchor="__RefHeading___Toc79947_3199679052">
             <w:r>
               <w:rPr>
                 <w:webHidden/>
@@ -1029,7 +1029,7 @@
             </w:tabs>
             <w:rPr/>
           </w:pPr>
-          <w:hyperlink w:anchor="__RefHeading___Toc79949_4049217194">
+          <w:hyperlink w:anchor="__RefHeading___Toc79949_3199679052">
             <w:r>
               <w:rPr>
                 <w:webHidden/>
@@ -1051,7 +1051,7 @@
             </w:tabs>
             <w:rPr/>
           </w:pPr>
-          <w:hyperlink w:anchor="__RefHeading___Toc79951_4049217194">
+          <w:hyperlink w:anchor="__RefHeading___Toc79951_3199679052">
             <w:r>
               <w:rPr>
                 <w:webHidden/>
@@ -1073,7 +1073,7 @@
             </w:tabs>
             <w:rPr/>
           </w:pPr>
-          <w:hyperlink w:anchor="__RefHeading___Toc79953_4049217194">
+          <w:hyperlink w:anchor="__RefHeading___Toc79953_3199679052">
             <w:r>
               <w:rPr>
                 <w:webHidden/>
@@ -1095,7 +1095,7 @@
             </w:tabs>
             <w:rPr/>
           </w:pPr>
-          <w:hyperlink w:anchor="__RefHeading___Toc79955_4049217194">
+          <w:hyperlink w:anchor="__RefHeading___Toc79955_3199679052">
             <w:r>
               <w:rPr>
                 <w:webHidden/>
@@ -1117,7 +1117,7 @@
             </w:tabs>
             <w:rPr/>
           </w:pPr>
-          <w:hyperlink w:anchor="__RefHeading___Toc79957_4049217194">
+          <w:hyperlink w:anchor="__RefHeading___Toc79957_3199679052">
             <w:r>
               <w:rPr>
                 <w:webHidden/>
@@ -1139,7 +1139,7 @@
             </w:tabs>
             <w:rPr/>
           </w:pPr>
-          <w:hyperlink w:anchor="__RefHeading___Toc79959_4049217194">
+          <w:hyperlink w:anchor="__RefHeading___Toc79959_3199679052">
             <w:r>
               <w:rPr>
                 <w:webHidden/>
@@ -1161,7 +1161,7 @@
             </w:tabs>
             <w:rPr/>
           </w:pPr>
-          <w:hyperlink w:anchor="__RefHeading___Toc79961_4049217194">
+          <w:hyperlink w:anchor="__RefHeading___Toc79961_3199679052">
             <w:r>
               <w:rPr>
                 <w:webHidden/>
@@ -1183,7 +1183,7 @@
             </w:tabs>
             <w:rPr/>
           </w:pPr>
-          <w:hyperlink w:anchor="__RefHeading___Toc79963_4049217194">
+          <w:hyperlink w:anchor="__RefHeading___Toc79963_3199679052">
             <w:r>
               <w:rPr>
                 <w:webHidden/>
@@ -1205,7 +1205,7 @@
             </w:tabs>
             <w:rPr/>
           </w:pPr>
-          <w:hyperlink w:anchor="__RefHeading___Toc79965_4049217194">
+          <w:hyperlink w:anchor="__RefHeading___Toc79965_3199679052">
             <w:r>
               <w:rPr>
                 <w:webHidden/>
@@ -1227,7 +1227,7 @@
             </w:tabs>
             <w:rPr/>
           </w:pPr>
-          <w:hyperlink w:anchor="__RefHeading___Toc79967_4049217194">
+          <w:hyperlink w:anchor="__RefHeading___Toc79967_3199679052">
             <w:r>
               <w:rPr>
                 <w:webHidden/>
@@ -1249,7 +1249,7 @@
             </w:tabs>
             <w:rPr/>
           </w:pPr>
-          <w:hyperlink w:anchor="__RefHeading___Toc79969_4049217194">
+          <w:hyperlink w:anchor="__RefHeading___Toc79969_3199679052">
             <w:r>
               <w:rPr>
                 <w:webHidden/>
@@ -1297,7 +1297,7 @@
       <w:r>
         <w:br w:type="page"/>
       </w:r>
-      <w:bookmarkStart w:id="0" w:name="__RefHeading___Toc79929_4049217194"/>
+      <w:bookmarkStart w:id="0" w:name="__RefHeading___Toc79929_3199679052"/>
       <w:bookmarkStart w:id="1" w:name="_Toc48319687"/>
       <w:bookmarkStart w:id="2" w:name="_Toc11824118"/>
       <w:bookmarkEnd w:id="0"/>
@@ -1940,7 +1940,7 @@
           <w:spacing w:val="0"/>
         </w:rPr>
       </w:pPr>
-      <w:bookmarkStart w:id="4" w:name="__RefHeading___Toc79931_4049217194"/>
+      <w:bookmarkStart w:id="4" w:name="__RefHeading___Toc79931_3199679052"/>
       <w:bookmarkStart w:id="5" w:name="_Toc233203388"/>
       <w:bookmarkEnd w:id="4"/>
       <w:r>
@@ -4351,7 +4351,7 @@
         <w:pageBreakBefore w:val="false"/>
         <w:rPr/>
       </w:pPr>
-      <w:bookmarkStart w:id="6" w:name="__RefHeading___Toc79933_4049217194"/>
+      <w:bookmarkStart w:id="6" w:name="__RefHeading___Toc79933_3199679052"/>
       <w:bookmarkEnd w:id="6"/>
       <w:r>
         <w:rPr>
@@ -4368,7 +4368,7 @@
         <w:pStyle w:val="Heading2"/>
         <w:rPr/>
       </w:pPr>
-      <w:bookmarkStart w:id="7" w:name="__RefHeading___Toc79935_4049217194"/>
+      <w:bookmarkStart w:id="7" w:name="__RefHeading___Toc79935_3199679052"/>
       <w:bookmarkEnd w:id="7"/>
       <w:r>
         <w:rPr>
@@ -4432,7 +4432,7 @@
         <w:pStyle w:val="Heading2"/>
         <w:rPr/>
       </w:pPr>
-      <w:bookmarkStart w:id="8" w:name="__RefHeading___Toc79937_4049217194"/>
+      <w:bookmarkStart w:id="8" w:name="__RefHeading___Toc79937_3199679052"/>
       <w:bookmarkEnd w:id="8"/>
       <w:r>
         <w:rPr>
@@ -4684,7 +4684,7 @@
         <w:pStyle w:val="Heading2"/>
         <w:rPr/>
       </w:pPr>
-      <w:bookmarkStart w:id="9" w:name="__RefHeading___Toc79939_4049217194"/>
+      <w:bookmarkStart w:id="9" w:name="__RefHeading___Toc79939_3199679052"/>
       <w:bookmarkEnd w:id="9"/>
       <w:r>
         <w:rPr>
@@ -5885,7 +5885,7 @@
       <w:r>
         <w:br w:type="page"/>
       </w:r>
-      <w:bookmarkStart w:id="10" w:name="__RefHeading___Toc79941_4049217194"/>
+      <w:bookmarkStart w:id="10" w:name="__RefHeading___Toc79941_3199679052"/>
       <w:bookmarkEnd w:id="10"/>
       <w:r>
         <w:rPr>
@@ -8760,7 +8760,7 @@
       <w:r>
         <w:br w:type="page"/>
       </w:r>
-      <w:bookmarkStart w:id="11" w:name="__RefHeading___Toc79943_4049217194"/>
+      <w:bookmarkStart w:id="11" w:name="__RefHeading___Toc79943_3199679052"/>
       <w:bookmarkEnd w:id="11"/>
       <w:r>
         <w:rPr>
@@ -10695,7 +10695,7 @@
       <w:r>
         <w:br w:type="page"/>
       </w:r>
-      <w:bookmarkStart w:id="12" w:name="__RefHeading___Toc79945_4049217194"/>
+      <w:bookmarkStart w:id="12" w:name="__RefHeading___Toc79945_3199679052"/>
       <w:bookmarkEnd w:id="12"/>
       <w:r>
         <w:rPr>
@@ -13846,7 +13846,7 @@
       <w:r>
         <w:br w:type="page"/>
       </w:r>
-      <w:bookmarkStart w:id="13" w:name="__RefHeading___Toc79947_4049217194"/>
+      <w:bookmarkStart w:id="13" w:name="__RefHeading___Toc79947_3199679052"/>
       <w:bookmarkEnd w:id="13"/>
       <w:r>
         <w:rPr>
@@ -17395,7 +17395,7 @@
       <w:r>
         <w:br w:type="page"/>
       </w:r>
-      <w:bookmarkStart w:id="14" w:name="__RefHeading___Toc79949_4049217194"/>
+      <w:bookmarkStart w:id="14" w:name="__RefHeading___Toc79949_3199679052"/>
       <w:bookmarkEnd w:id="14"/>
       <w:r>
         <w:rPr>
@@ -18843,7 +18843,7 @@
       <w:r>
         <w:br w:type="page"/>
       </w:r>
-      <w:bookmarkStart w:id="15" w:name="__RefHeading___Toc79951_4049217194"/>
+      <w:bookmarkStart w:id="15" w:name="__RefHeading___Toc79951_3199679052"/>
       <w:bookmarkEnd w:id="15"/>
       <w:r>
         <w:rPr>
@@ -21408,7 +21408,7 @@
       <w:r>
         <w:br w:type="page"/>
       </w:r>
-      <w:bookmarkStart w:id="16" w:name="__RefHeading___Toc79953_4049217194"/>
+      <w:bookmarkStart w:id="16" w:name="__RefHeading___Toc79953_3199679052"/>
       <w:bookmarkEnd w:id="16"/>
       <w:r>
         <w:rPr>
@@ -23210,7 +23210,7 @@
       <w:r>
         <w:br w:type="page"/>
       </w:r>
-      <w:bookmarkStart w:id="17" w:name="__RefHeading___Toc79955_4049217194"/>
+      <w:bookmarkStart w:id="17" w:name="__RefHeading___Toc79955_3199679052"/>
       <w:bookmarkEnd w:id="17"/>
       <w:r>
         <w:rPr>
@@ -24636,7 +24636,7 @@
       <w:r>
         <w:br w:type="page"/>
       </w:r>
-      <w:bookmarkStart w:id="18" w:name="__RefHeading___Toc79957_4049217194"/>
+      <w:bookmarkStart w:id="18" w:name="__RefHeading___Toc79957_3199679052"/>
       <w:bookmarkEnd w:id="18"/>
       <w:r>
         <w:rPr>
@@ -26646,7 +26646,7 @@
       <w:r>
         <w:br w:type="page"/>
       </w:r>
-      <w:bookmarkStart w:id="19" w:name="__RefHeading___Toc79959_4049217194"/>
+      <w:bookmarkStart w:id="19" w:name="__RefHeading___Toc79959_3199679052"/>
       <w:bookmarkEnd w:id="19"/>
       <w:r>
         <w:rPr>
@@ -28205,7 +28205,7 @@
       <w:r>
         <w:br w:type="page"/>
       </w:r>
-      <w:bookmarkStart w:id="20" w:name="__RefHeading___Toc79961_4049217194"/>
+      <w:bookmarkStart w:id="20" w:name="__RefHeading___Toc79961_3199679052"/>
       <w:bookmarkEnd w:id="20"/>
       <w:r>
         <w:rPr>
@@ -29432,7 +29432,7 @@
       <w:r>
         <w:br w:type="page"/>
       </w:r>
-      <w:bookmarkStart w:id="21" w:name="__RefHeading___Toc79963_4049217194"/>
+      <w:bookmarkStart w:id="21" w:name="__RefHeading___Toc79963_3199679052"/>
       <w:bookmarkEnd w:id="21"/>
       <w:r>
         <w:rPr>
@@ -30803,7 +30803,7 @@
       <w:r>
         <w:br w:type="page"/>
       </w:r>
-      <w:bookmarkStart w:id="22" w:name="__RefHeading___Toc79965_4049217194"/>
+      <w:bookmarkStart w:id="22" w:name="__RefHeading___Toc79965_3199679052"/>
       <w:bookmarkEnd w:id="22"/>
       <w:r>
         <w:rPr>
@@ -31798,7 +31798,7 @@
       <w:r>
         <w:br w:type="page"/>
       </w:r>
-      <w:bookmarkStart w:id="23" w:name="__RefHeading___Toc79967_4049217194"/>
+      <w:bookmarkStart w:id="23" w:name="__RefHeading___Toc79967_3199679052"/>
       <w:bookmarkEnd w:id="23"/>
       <w:r>
         <w:rPr>
@@ -32887,7 +32887,7 @@
       <w:r>
         <w:br w:type="page"/>
       </w:r>
-      <w:bookmarkStart w:id="24" w:name="__RefHeading___Toc79969_4049217194"/>
+      <w:bookmarkStart w:id="24" w:name="__RefHeading___Toc79969_3199679052"/>
       <w:bookmarkStart w:id="25" w:name="_Toc233203395"/>
       <w:bookmarkEnd w:id="24"/>
       <w:r>

--- a/docs/package/04_Onboarding_and_Go_Live/BrokerVerse_Security_Due_Diligence_Questionnaire.docx
+++ b/docs/package/04_Onboarding_and_Go_Live/BrokerVerse_Security_Due_Diligence_Questionnaire.docx
@@ -400,7 +400,7 @@
                                 <w:bCs/>
                                 <w:color w:val="1D74BA"/>
                               </w:rPr>
-                              <w:t>03 October 2026</w:t>
+                              <w:t>04 October 2026</w:t>
                             </w:r>
                           </w:p>
                         </w:txbxContent>
@@ -443,7 +443,7 @@
                           <w:bCs/>
                           <w:color w:val="1D74BA"/>
                         </w:rPr>
-                        <w:t>03 October 2026</w:t>
+                        <w:t>04 October 2026</w:t>
                       </w:r>
                     </w:p>
                   </w:txbxContent>
@@ -789,7 +789,7 @@
             </w:rPr>
             <w:fldChar w:fldCharType="separate"/>
           </w:r>
-          <w:hyperlink w:anchor="__RefHeading___Toc46065_3066934455">
+          <w:hyperlink w:anchor="__RefHeading___Toc6008_1085458597">
             <w:r>
               <w:rPr>
                 <w:webHidden/>
@@ -824,7 +824,7 @@
             </w:tabs>
             <w:rPr/>
           </w:pPr>
-          <w:hyperlink w:anchor="__RefHeading___Toc46067_3066934455">
+          <w:hyperlink w:anchor="__RefHeading___Toc6010_1085458597">
             <w:r>
               <w:rPr>
                 <w:webHidden/>
@@ -853,7 +853,7 @@
             </w:tabs>
             <w:rPr/>
           </w:pPr>
-          <w:hyperlink w:anchor="__RefHeading___Toc46069_3066934455">
+          <w:hyperlink w:anchor="__RefHeading___Toc6012_1085458597">
             <w:r>
               <w:rPr>
                 <w:webHidden/>
@@ -875,7 +875,7 @@
             </w:tabs>
             <w:rPr/>
           </w:pPr>
-          <w:hyperlink w:anchor="__RefHeading___Toc46071_3066934455">
+          <w:hyperlink w:anchor="__RefHeading___Toc6014_1085458597">
             <w:r>
               <w:rPr>
                 <w:webHidden/>
@@ -897,7 +897,7 @@
             </w:tabs>
             <w:rPr/>
           </w:pPr>
-          <w:hyperlink w:anchor="__RefHeading___Toc46073_3066934455">
+          <w:hyperlink w:anchor="__RefHeading___Toc6016_1085458597">
             <w:r>
               <w:rPr>
                 <w:webHidden/>
@@ -919,7 +919,7 @@
             </w:tabs>
             <w:rPr/>
           </w:pPr>
-          <w:hyperlink w:anchor="__RefHeading___Toc46075_3066934455">
+          <w:hyperlink w:anchor="__RefHeading___Toc6018_1085458597">
             <w:r>
               <w:rPr>
                 <w:webHidden/>
@@ -941,7 +941,7 @@
             </w:tabs>
             <w:rPr/>
           </w:pPr>
-          <w:hyperlink w:anchor="__RefHeading___Toc46077_3066934455">
+          <w:hyperlink w:anchor="__RefHeading___Toc6020_1085458597">
             <w:r>
               <w:rPr>
                 <w:webHidden/>
@@ -963,7 +963,7 @@
             </w:tabs>
             <w:rPr/>
           </w:pPr>
-          <w:hyperlink w:anchor="__RefHeading___Toc46079_3066934455">
+          <w:hyperlink w:anchor="__RefHeading___Toc6022_1085458597">
             <w:r>
               <w:rPr>
                 <w:webHidden/>
@@ -985,7 +985,7 @@
             </w:tabs>
             <w:rPr/>
           </w:pPr>
-          <w:hyperlink w:anchor="__RefHeading___Toc46081_3066934455">
+          <w:hyperlink w:anchor="__RefHeading___Toc6024_1085458597">
             <w:r>
               <w:rPr>
                 <w:webHidden/>
@@ -1007,7 +1007,7 @@
             </w:tabs>
             <w:rPr/>
           </w:pPr>
-          <w:hyperlink w:anchor="__RefHeading___Toc46083_3066934455">
+          <w:hyperlink w:anchor="__RefHeading___Toc6026_1085458597">
             <w:r>
               <w:rPr>
                 <w:webHidden/>
@@ -1029,7 +1029,7 @@
             </w:tabs>
             <w:rPr/>
           </w:pPr>
-          <w:hyperlink w:anchor="__RefHeading___Toc46085_3066934455">
+          <w:hyperlink w:anchor="__RefHeading___Toc6028_1085458597">
             <w:r>
               <w:rPr>
                 <w:webHidden/>
@@ -1051,7 +1051,7 @@
             </w:tabs>
             <w:rPr/>
           </w:pPr>
-          <w:hyperlink w:anchor="__RefHeading___Toc46087_3066934455">
+          <w:hyperlink w:anchor="__RefHeading___Toc6030_1085458597">
             <w:r>
               <w:rPr>
                 <w:webHidden/>
@@ -1073,7 +1073,7 @@
             </w:tabs>
             <w:rPr/>
           </w:pPr>
-          <w:hyperlink w:anchor="__RefHeading___Toc46089_3066934455">
+          <w:hyperlink w:anchor="__RefHeading___Toc6032_1085458597">
             <w:r>
               <w:rPr>
                 <w:webHidden/>
@@ -1095,7 +1095,7 @@
             </w:tabs>
             <w:rPr/>
           </w:pPr>
-          <w:hyperlink w:anchor="__RefHeading___Toc46091_3066934455">
+          <w:hyperlink w:anchor="__RefHeading___Toc6034_1085458597">
             <w:r>
               <w:rPr>
                 <w:webHidden/>
@@ -1117,7 +1117,7 @@
             </w:tabs>
             <w:rPr/>
           </w:pPr>
-          <w:hyperlink w:anchor="__RefHeading___Toc46093_3066934455">
+          <w:hyperlink w:anchor="__RefHeading___Toc6036_1085458597">
             <w:r>
               <w:rPr>
                 <w:webHidden/>
@@ -1139,7 +1139,7 @@
             </w:tabs>
             <w:rPr/>
           </w:pPr>
-          <w:hyperlink w:anchor="__RefHeading___Toc46095_3066934455">
+          <w:hyperlink w:anchor="__RefHeading___Toc6038_1085458597">
             <w:r>
               <w:rPr>
                 <w:webHidden/>
@@ -1161,7 +1161,7 @@
             </w:tabs>
             <w:rPr/>
           </w:pPr>
-          <w:hyperlink w:anchor="__RefHeading___Toc46097_3066934455">
+          <w:hyperlink w:anchor="__RefHeading___Toc6040_1085458597">
             <w:r>
               <w:rPr>
                 <w:webHidden/>
@@ -1183,7 +1183,7 @@
             </w:tabs>
             <w:rPr/>
           </w:pPr>
-          <w:hyperlink w:anchor="__RefHeading___Toc46099_3066934455">
+          <w:hyperlink w:anchor="__RefHeading___Toc6042_1085458597">
             <w:r>
               <w:rPr>
                 <w:webHidden/>
@@ -1205,7 +1205,7 @@
             </w:tabs>
             <w:rPr/>
           </w:pPr>
-          <w:hyperlink w:anchor="__RefHeading___Toc46101_3066934455">
+          <w:hyperlink w:anchor="__RefHeading___Toc6044_1085458597">
             <w:r>
               <w:rPr>
                 <w:webHidden/>
@@ -1227,7 +1227,7 @@
             </w:tabs>
             <w:rPr/>
           </w:pPr>
-          <w:hyperlink w:anchor="__RefHeading___Toc46103_3066934455">
+          <w:hyperlink w:anchor="__RefHeading___Toc6046_1085458597">
             <w:r>
               <w:rPr>
                 <w:webHidden/>
@@ -1249,7 +1249,7 @@
             </w:tabs>
             <w:rPr/>
           </w:pPr>
-          <w:hyperlink w:anchor="__RefHeading___Toc46105_3066934455">
+          <w:hyperlink w:anchor="__RefHeading___Toc6048_1085458597">
             <w:r>
               <w:rPr>
                 <w:webHidden/>
@@ -1297,7 +1297,7 @@
       <w:r>
         <w:br w:type="page"/>
       </w:r>
-      <w:bookmarkStart w:id="0" w:name="__RefHeading___Toc46065_3066934455"/>
+      <w:bookmarkStart w:id="0" w:name="__RefHeading___Toc6008_1085458597"/>
       <w:bookmarkStart w:id="1" w:name="_Toc48319687"/>
       <w:bookmarkStart w:id="2" w:name="_Toc11824118"/>
       <w:bookmarkEnd w:id="0"/>
@@ -1654,7 +1654,7 @@
                 <w:szCs w:val="24"/>
                 <w:lang w:val="en-US" w:eastAsia="ja-JP" w:bidi="ar-SA"/>
               </w:rPr>
-              <w:t>03 October 2026</w:t>
+              <w:t>04 October 2026</w:t>
             </w:r>
           </w:p>
         </w:tc>
@@ -1691,7 +1691,7 @@
                 <w:szCs w:val="24"/>
                 <w:lang w:val="en-US" w:eastAsia="ja-JP" w:bidi="ar-SA"/>
               </w:rPr>
-              <w:t>1.0</w:t>
+              <w:t>1.0.1</w:t>
             </w:r>
           </w:p>
         </w:tc>
@@ -1837,7 +1837,7 @@
                 <w:szCs w:val="24"/>
                 <w:lang w:val="en-US" w:eastAsia="ja-JP" w:bidi="ar-SA"/>
               </w:rPr>
-              <w:t>Initial issue</w:t>
+              <w:t>Version 1.0.1: release figures aligned with the release verification of 04 October 2026 (SDL-02 automated tests and UAT cycle, AUD-04 test cases). Version 1.0: initial issue</w:t>
             </w:r>
           </w:p>
         </w:tc>
@@ -1940,7 +1940,7 @@
           <w:spacing w:val="0"/>
         </w:rPr>
       </w:pPr>
-      <w:bookmarkStart w:id="4" w:name="__RefHeading___Toc46067_3066934455"/>
+      <w:bookmarkStart w:id="4" w:name="__RefHeading___Toc6010_1085458597"/>
       <w:bookmarkStart w:id="5" w:name="_Toc233203388"/>
       <w:bookmarkEnd w:id="4"/>
       <w:r>
@@ -4667,7 +4667,7 @@
         <w:pageBreakBefore w:val="false"/>
         <w:rPr/>
       </w:pPr>
-      <w:bookmarkStart w:id="6" w:name="__RefHeading___Toc46069_3066934455"/>
+      <w:bookmarkStart w:id="6" w:name="__RefHeading___Toc6012_1085458597"/>
       <w:bookmarkEnd w:id="6"/>
       <w:r>
         <w:rPr>
@@ -4684,7 +4684,7 @@
         <w:pStyle w:val="Heading2"/>
         <w:rPr/>
       </w:pPr>
-      <w:bookmarkStart w:id="7" w:name="__RefHeading___Toc46071_3066934455"/>
+      <w:bookmarkStart w:id="7" w:name="__RefHeading___Toc6014_1085458597"/>
       <w:bookmarkEnd w:id="7"/>
       <w:r>
         <w:rPr>
@@ -4748,7 +4748,7 @@
         <w:pStyle w:val="Heading2"/>
         <w:rPr/>
       </w:pPr>
-      <w:bookmarkStart w:id="8" w:name="__RefHeading___Toc46073_3066934455"/>
+      <w:bookmarkStart w:id="8" w:name="__RefHeading___Toc6016_1085458597"/>
       <w:bookmarkEnd w:id="8"/>
       <w:r>
         <w:rPr>
@@ -5000,7 +5000,7 @@
         <w:pStyle w:val="Heading2"/>
         <w:rPr/>
       </w:pPr>
-      <w:bookmarkStart w:id="9" w:name="__RefHeading___Toc46075_3066934455"/>
+      <w:bookmarkStart w:id="9" w:name="__RefHeading___Toc6018_1085458597"/>
       <w:bookmarkEnd w:id="9"/>
       <w:r>
         <w:rPr>
@@ -6201,7 +6201,7 @@
       <w:r>
         <w:br w:type="page"/>
       </w:r>
-      <w:bookmarkStart w:id="10" w:name="__RefHeading___Toc46077_3066934455"/>
+      <w:bookmarkStart w:id="10" w:name="__RefHeading___Toc6020_1085458597"/>
       <w:bookmarkEnd w:id="10"/>
       <w:r>
         <w:rPr>
@@ -9076,7 +9076,7 @@
       <w:r>
         <w:br w:type="page"/>
       </w:r>
-      <w:bookmarkStart w:id="11" w:name="__RefHeading___Toc46079_3066934455"/>
+      <w:bookmarkStart w:id="11" w:name="__RefHeading___Toc6022_1085458597"/>
       <w:bookmarkEnd w:id="11"/>
       <w:r>
         <w:rPr>
@@ -11011,7 +11011,7 @@
       <w:r>
         <w:br w:type="page"/>
       </w:r>
-      <w:bookmarkStart w:id="12" w:name="__RefHeading___Toc46081_3066934455"/>
+      <w:bookmarkStart w:id="12" w:name="__RefHeading___Toc6024_1085458597"/>
       <w:bookmarkEnd w:id="12"/>
       <w:r>
         <w:rPr>
@@ -14162,7 +14162,7 @@
       <w:r>
         <w:br w:type="page"/>
       </w:r>
-      <w:bookmarkStart w:id="13" w:name="__RefHeading___Toc46083_3066934455"/>
+      <w:bookmarkStart w:id="13" w:name="__RefHeading___Toc6026_1085458597"/>
       <w:bookmarkEnd w:id="13"/>
       <w:r>
         <w:rPr>
@@ -17711,7 +17711,7 @@
       <w:r>
         <w:br w:type="page"/>
       </w:r>
-      <w:bookmarkStart w:id="14" w:name="__RefHeading___Toc46085_3066934455"/>
+      <w:bookmarkStart w:id="14" w:name="__RefHeading___Toc6028_1085458597"/>
       <w:bookmarkEnd w:id="14"/>
       <w:r>
         <w:rPr>
@@ -19159,7 +19159,7 @@
       <w:r>
         <w:br w:type="page"/>
       </w:r>
-      <w:bookmarkStart w:id="15" w:name="__RefHeading___Toc46087_3066934455"/>
+      <w:bookmarkStart w:id="15" w:name="__RefHeading___Toc6030_1085458597"/>
       <w:bookmarkEnd w:id="15"/>
       <w:r>
         <w:rPr>
@@ -21724,7 +21724,7 @@
       <w:r>
         <w:br w:type="page"/>
       </w:r>
-      <w:bookmarkStart w:id="16" w:name="__RefHeading___Toc46089_3066934455"/>
+      <w:bookmarkStart w:id="16" w:name="__RefHeading___Toc6032_1085458597"/>
       <w:bookmarkEnd w:id="16"/>
       <w:r>
         <w:rPr>
@@ -23526,7 +23526,7 @@
       <w:r>
         <w:br w:type="page"/>
       </w:r>
-      <w:bookmarkStart w:id="17" w:name="__RefHeading___Toc46091_3066934455"/>
+      <w:bookmarkStart w:id="17" w:name="__RefHeading___Toc6034_1085458597"/>
       <w:bookmarkEnd w:id="17"/>
       <w:r>
         <w:rPr>
@@ -24952,7 +24952,7 @@
       <w:r>
         <w:br w:type="page"/>
       </w:r>
-      <w:bookmarkStart w:id="18" w:name="__RefHeading___Toc46093_3066934455"/>
+      <w:bookmarkStart w:id="18" w:name="__RefHeading___Toc6036_1085458597"/>
       <w:bookmarkEnd w:id="18"/>
       <w:r>
         <w:rPr>
@@ -25520,7 +25520,7 @@
                 <w:szCs w:val="24"/>
                 <w:lang w:val="en-US" w:eastAsia="ja-JP" w:bidi="ar-SA"/>
               </w:rPr>
-              <w:t>634 backend business-rule tests (03 October 2026), 43 front-end tests, a 371-step end-to-end UAT cycle with one user per role</w:t>
+              <w:t>1,113 backend tests in 104 files and 175 front-end tests in 33 suites (04 October 2026, merged release), a 433-step end-to-end UAT cycle with one user per role and a 52-check go-live rehearsal</w:t>
             </w:r>
           </w:p>
         </w:tc>
@@ -26962,7 +26962,7 @@
       <w:r>
         <w:br w:type="page"/>
       </w:r>
-      <w:bookmarkStart w:id="19" w:name="__RefHeading___Toc46095_3066934455"/>
+      <w:bookmarkStart w:id="19" w:name="__RefHeading___Toc6038_1085458597"/>
       <w:bookmarkEnd w:id="19"/>
       <w:r>
         <w:rPr>
@@ -28521,7 +28521,7 @@
       <w:r>
         <w:br w:type="page"/>
       </w:r>
-      <w:bookmarkStart w:id="20" w:name="__RefHeading___Toc46097_3066934455"/>
+      <w:bookmarkStart w:id="20" w:name="__RefHeading___Toc6040_1085458597"/>
       <w:bookmarkEnd w:id="20"/>
       <w:r>
         <w:rPr>
@@ -29748,7 +29748,7 @@
       <w:r>
         <w:br w:type="page"/>
       </w:r>
-      <w:bookmarkStart w:id="21" w:name="__RefHeading___Toc46099_3066934455"/>
+      <w:bookmarkStart w:id="21" w:name="__RefHeading___Toc6042_1085458597"/>
       <w:bookmarkEnd w:id="21"/>
       <w:r>
         <w:rPr>
@@ -31119,7 +31119,7 @@
       <w:r>
         <w:br w:type="page"/>
       </w:r>
-      <w:bookmarkStart w:id="22" w:name="__RefHeading___Toc46101_3066934455"/>
+      <w:bookmarkStart w:id="22" w:name="__RefHeading___Toc6044_1085458597"/>
       <w:bookmarkEnd w:id="22"/>
       <w:r>
         <w:rPr>
@@ -32063,7 +32063,7 @@
                 <w:szCs w:val="24"/>
                 <w:lang w:val="en-US" w:eastAsia="ja-JP" w:bidi="ar-SA"/>
               </w:rPr>
-              <w:t>AIS compliance checklist; PRCM; TSR with 497 test cases and traceability to automated tests</w:t>
+              <w:t>AIS compliance checklist; PRCM; TSR with 629 test cases and traceability to automated tests</w:t>
             </w:r>
           </w:p>
         </w:tc>
@@ -32114,7 +32114,7 @@
       <w:r>
         <w:br w:type="page"/>
       </w:r>
-      <w:bookmarkStart w:id="23" w:name="__RefHeading___Toc46103_3066934455"/>
+      <w:bookmarkStart w:id="23" w:name="__RefHeading___Toc6046_1085458597"/>
       <w:bookmarkEnd w:id="23"/>
       <w:r>
         <w:rPr>
@@ -33203,7 +33203,7 @@
       <w:r>
         <w:br w:type="page"/>
       </w:r>
-      <w:bookmarkStart w:id="24" w:name="__RefHeading___Toc46105_3066934455"/>
+      <w:bookmarkStart w:id="24" w:name="__RefHeading___Toc6048_1085458597"/>
       <w:bookmarkStart w:id="25" w:name="_Toc233203395"/>
       <w:bookmarkEnd w:id="24"/>
       <w:r>
